--- a/Assets/Game_Design/별관 편 캐릭터 애니메이션 제작 리스트.docx
+++ b/Assets/Game_Design/별관 편 캐릭터 애니메이션 제작 리스트.docx
@@ -10,21 +10,36 @@
         <w:spacing w:before="480" w:lineRule="auto"/>
         <w:rPr>
           <w:b w:val="1"/>
+          <w:bCs w:val="1"/>
           <w:sz w:val="46"/>
           <w:szCs w:val="46"/>
         </w:rPr>
       </w:pPr>
-      <w:bookmarkStart w:colFirst="0" w:colLast="0" w:name="_lqk9dvieglso" w:id="0"/>
+      <w:bookmarkStart w:colFirst="0" w:colLast="0" w:name="_heading=h.vylblao2z59w" w:id="0"/>
       <w:bookmarkEnd w:id="0"/>
-      <w:r>
-        <w:rPr>
-          <w:rFonts w:ascii="Arial Unicode MS" w:cs="Arial Unicode MS" w:eastAsia="Arial Unicode MS" w:hAnsi="Arial Unicode MS"/>
-          <w:b w:val="1"/>
-          <w:sz w:val="46"/>
-          <w:szCs w:val="46"/>
-          <w:rtl w:val="0"/>
-        </w:rPr>
-        <w:t xml:space="preserve">별관 편 캐릭터 애니메이션 제작 리스트</w:t>
+      <w:sdt>
+        <w:sdtPr>
+          <w:id w:val="598756252"/>
+          <w:tag w:val="goog_rdk_0"/>
+        </w:sdtPr>
+        <w:sdtContent>
+          <w:r>
+            <w:rPr>
+              <w:rFonts w:ascii="Arial Unicode MS" w:cs="Arial Unicode MS" w:eastAsia="Arial Unicode MS" w:hAnsi="Arial Unicode MS"/>
+              <w:b w:val="1"/>
+              <w:bCs w:val="1"/>
+              <w:sz w:val="46"/>
+              <w:szCs w:val="46"/>
+              <w:rtl w:val="0"/>
+            </w:rPr>
+            <w:t xml:space="preserve">별관 편 캐릭터 애니메이션 제작 리스트</w:t>
+          </w:r>
+        </w:sdtContent>
+      </w:sdt>
+      <w:r>
+        <w:rPr>
+          <w:rtl w:val="0"/>
+        </w:rPr>
       </w:r>
     </w:p>
     <w:p>
@@ -38,18 +53,27 @@
           <w:szCs w:val="24"/>
         </w:rPr>
       </w:pPr>
-      <w:bookmarkStart w:colFirst="0" w:colLast="0" w:name="_8j6lucjwz8y" w:id="1"/>
+      <w:bookmarkStart w:colFirst="0" w:colLast="0" w:name="_heading=h.5dvj2tq39o2q" w:id="1"/>
       <w:bookmarkEnd w:id="1"/>
-      <w:r>
-        <w:rPr>
-          <w:rFonts w:ascii="Arial Unicode MS" w:cs="Arial Unicode MS" w:eastAsia="Arial Unicode MS" w:hAnsi="Arial Unicode MS"/>
-          <w:b w:val="1"/>
-          <w:sz w:val="34"/>
-          <w:szCs w:val="34"/>
-          <w:rtl w:val="0"/>
-        </w:rPr>
-        <w:t xml:space="preserve">1. 빌런</w:t>
-      </w:r>
+      <w:sdt>
+        <w:sdtPr>
+          <w:id w:val="-1640960173"/>
+          <w:tag w:val="goog_rdk_1"/>
+        </w:sdtPr>
+        <w:sdtContent>
+          <w:r>
+            <w:rPr>
+              <w:rFonts w:ascii="Arial Unicode MS" w:cs="Arial Unicode MS" w:eastAsia="Arial Unicode MS" w:hAnsi="Arial Unicode MS"/>
+              <w:b w:val="1"/>
+              <w:bCs w:val="1"/>
+              <w:sz w:val="34"/>
+              <w:szCs w:val="34"/>
+              <w:rtl w:val="0"/>
+            </w:rPr>
+            <w:t xml:space="preserve">1. 빌런</w:t>
+          </w:r>
+        </w:sdtContent>
+      </w:sdt>
       <w:r>
         <w:rPr>
           <w:rtl w:val="0"/>
@@ -62,23 +86,37 @@
           <w:ilvl w:val="0"/>
           <w:numId w:val="1"/>
         </w:numPr>
-        <w:spacing w:after="0" w:afterAutospacing="0" w:before="240" w:lineRule="auto"/>
+        <w:spacing w:after="0" w:before="240" w:lineRule="auto"/>
         <w:ind w:left="720" w:hanging="360"/>
         <w:rPr>
           <w:sz w:val="24"/>
           <w:szCs w:val="24"/>
         </w:rPr>
       </w:pPr>
-      <w:r>
-        <w:rPr>
-          <w:rFonts w:ascii="Arial Unicode MS" w:cs="Arial Unicode MS" w:eastAsia="Arial Unicode MS" w:hAnsi="Arial Unicode MS"/>
-          <w:b w:val="1"/>
-          <w:sz w:val="24"/>
-          <w:szCs w:val="24"/>
-          <w:rtl w:val="0"/>
-        </w:rPr>
-        <w:t xml:space="preserve">제작 필요</w:t>
-        <w:br w:type="textWrapping"/>
+      <w:sdt>
+        <w:sdtPr>
+          <w:id w:val="634521318"/>
+          <w:tag w:val="goog_rdk_2"/>
+        </w:sdtPr>
+        <w:sdtContent>
+          <w:r>
+            <w:rPr>
+              <w:rFonts w:ascii="Arial Unicode MS" w:cs="Arial Unicode MS" w:eastAsia="Arial Unicode MS" w:hAnsi="Arial Unicode MS"/>
+              <w:b w:val="1"/>
+              <w:bCs w:val="1"/>
+              <w:sz w:val="24"/>
+              <w:szCs w:val="24"/>
+              <w:rtl w:val="0"/>
+            </w:rPr>
+            <w:t xml:space="preserve">제작 필요</w:t>
+            <w:br w:type="textWrapping"/>
+          </w:r>
+        </w:sdtContent>
+      </w:sdt>
+      <w:r>
+        <w:rPr>
+          <w:rtl w:val="0"/>
+        </w:rPr>
       </w:r>
     </w:p>
     <w:p>
@@ -87,22 +125,35 @@
           <w:ilvl w:val="1"/>
           <w:numId w:val="1"/>
         </w:numPr>
-        <w:spacing w:after="0" w:afterAutospacing="0" w:before="0" w:beforeAutospacing="0" w:lineRule="auto"/>
+        <w:spacing w:after="0" w:before="0" w:lineRule="auto"/>
         <w:ind w:left="1440" w:hanging="360"/>
         <w:rPr>
           <w:sz w:val="24"/>
           <w:szCs w:val="24"/>
         </w:rPr>
       </w:pPr>
-      <w:r>
-        <w:rPr>
-          <w:rFonts w:ascii="Arial Unicode MS" w:cs="Arial Unicode MS" w:eastAsia="Arial Unicode MS" w:hAnsi="Arial Unicode MS"/>
-          <w:sz w:val="24"/>
-          <w:szCs w:val="24"/>
-          <w:rtl w:val="0"/>
-        </w:rPr>
-        <w:t xml:space="preserve">서서 대기하는 모션</w:t>
-        <w:br w:type="textWrapping"/>
+      <w:sdt>
+        <w:sdtPr>
+          <w:id w:val="1473045165"/>
+          <w:tag w:val="goog_rdk_3"/>
+        </w:sdtPr>
+        <w:sdtContent>
+          <w:r>
+            <w:rPr>
+              <w:rFonts w:ascii="Arial Unicode MS" w:cs="Arial Unicode MS" w:eastAsia="Arial Unicode MS" w:hAnsi="Arial Unicode MS"/>
+              <w:sz w:val="24"/>
+              <w:szCs w:val="24"/>
+              <w:rtl w:val="0"/>
+            </w:rPr>
+            <w:t xml:space="preserve">서서 대기하는 모션</w:t>
+            <w:br w:type="textWrapping"/>
+          </w:r>
+        </w:sdtContent>
+      </w:sdt>
+      <w:r>
+        <w:rPr>
+          <w:rtl w:val="0"/>
+        </w:rPr>
       </w:r>
     </w:p>
     <w:p>
@@ -111,22 +162,30 @@
           <w:ilvl w:val="1"/>
           <w:numId w:val="1"/>
         </w:numPr>
-        <w:spacing w:after="240" w:before="0" w:beforeAutospacing="0" w:lineRule="auto"/>
+        <w:spacing w:after="240" w:before="0" w:lineRule="auto"/>
         <w:ind w:left="1440" w:hanging="360"/>
         <w:rPr>
           <w:sz w:val="24"/>
           <w:szCs w:val="24"/>
         </w:rPr>
       </w:pPr>
-      <w:r>
-        <w:rPr>
-          <w:rFonts w:ascii="Arial Unicode MS" w:cs="Arial Unicode MS" w:eastAsia="Arial Unicode MS" w:hAnsi="Arial Unicode MS"/>
-          <w:sz w:val="24"/>
-          <w:szCs w:val="24"/>
-          <w:rtl w:val="0"/>
-        </w:rPr>
-        <w:t xml:space="preserve">무기 3종류 별 피격 모션</w:t>
-      </w:r>
+      <w:sdt>
+        <w:sdtPr>
+          <w:id w:val="-1181881701"/>
+          <w:tag w:val="goog_rdk_4"/>
+        </w:sdtPr>
+        <w:sdtContent>
+          <w:r>
+            <w:rPr>
+              <w:rFonts w:ascii="Arial Unicode MS" w:cs="Arial Unicode MS" w:eastAsia="Arial Unicode MS" w:hAnsi="Arial Unicode MS"/>
+              <w:sz w:val="24"/>
+              <w:szCs w:val="24"/>
+              <w:rtl w:val="0"/>
+            </w:rPr>
+            <w:t xml:space="preserve">무기 3종류 별 피격 모션</w:t>
+          </w:r>
+        </w:sdtContent>
+      </w:sdt>
       <w:r>
         <w:rPr>
           <w:sz w:val="24"/>
@@ -162,21 +221,36 @@
         <w:spacing w:after="80" w:lineRule="auto"/>
         <w:rPr>
           <w:b w:val="1"/>
+          <w:bCs w:val="1"/>
           <w:sz w:val="34"/>
           <w:szCs w:val="34"/>
         </w:rPr>
       </w:pPr>
-      <w:bookmarkStart w:colFirst="0" w:colLast="0" w:name="_fl00sbmsqnlc" w:id="2"/>
+      <w:bookmarkStart w:colFirst="0" w:colLast="0" w:name="_heading=h.3vnvdwdydn1s" w:id="2"/>
       <w:bookmarkEnd w:id="2"/>
-      <w:r>
-        <w:rPr>
-          <w:rFonts w:ascii="Arial Unicode MS" w:cs="Arial Unicode MS" w:eastAsia="Arial Unicode MS" w:hAnsi="Arial Unicode MS"/>
-          <w:b w:val="1"/>
-          <w:sz w:val="34"/>
-          <w:szCs w:val="34"/>
-          <w:rtl w:val="0"/>
-        </w:rPr>
-        <w:t xml:space="preserve">2. 조력자 (ENFJ)</w:t>
+      <w:sdt>
+        <w:sdtPr>
+          <w:id w:val="-1220952125"/>
+          <w:tag w:val="goog_rdk_5"/>
+        </w:sdtPr>
+        <w:sdtContent>
+          <w:r>
+            <w:rPr>
+              <w:rFonts w:ascii="Arial Unicode MS" w:cs="Arial Unicode MS" w:eastAsia="Arial Unicode MS" w:hAnsi="Arial Unicode MS"/>
+              <w:b w:val="1"/>
+              <w:bCs w:val="1"/>
+              <w:sz w:val="34"/>
+              <w:szCs w:val="34"/>
+              <w:rtl w:val="0"/>
+            </w:rPr>
+            <w:t xml:space="preserve">2. 조력자</w:t>
+          </w:r>
+        </w:sdtContent>
+      </w:sdt>
+      <w:r>
+        <w:rPr>
+          <w:rtl w:val="0"/>
+        </w:rPr>
       </w:r>
     </w:p>
     <w:p>
@@ -185,22 +259,39 @@
           <w:ilvl w:val="0"/>
           <w:numId w:val="3"/>
         </w:numPr>
-        <w:spacing w:after="0" w:afterAutospacing="0" w:before="240" w:lineRule="auto"/>
+        <w:spacing w:after="0" w:before="240" w:lineRule="auto"/>
         <w:ind w:left="720" w:hanging="360"/>
         <w:rPr>
           <w:sz w:val="24"/>
           <w:szCs w:val="24"/>
         </w:rPr>
       </w:pPr>
-      <w:r>
-        <w:rPr>
-          <w:rFonts w:ascii="Arial Unicode MS" w:cs="Arial Unicode MS" w:eastAsia="Arial Unicode MS" w:hAnsi="Arial Unicode MS"/>
-          <w:b w:val="1"/>
-          <w:sz w:val="24"/>
-          <w:szCs w:val="24"/>
-          <w:rtl w:val="0"/>
-        </w:rPr>
-        <w:t xml:space="preserve">제작 필요</w:t>
+      <w:sdt>
+        <w:sdtPr>
+          <w:id w:val="-1160547833"/>
+          <w:tag w:val="goog_rdk_6"/>
+        </w:sdtPr>
+        <w:sdtContent>
+          <w:r>
+            <w:rPr>
+              <w:rFonts w:ascii="Arial Unicode MS" w:cs="Arial Unicode MS" w:eastAsia="Arial Unicode MS" w:hAnsi="Arial Unicode MS"/>
+              <w:b w:val="1"/>
+              <w:bCs w:val="1"/>
+              <w:sz w:val="24"/>
+              <w:szCs w:val="24"/>
+              <w:rtl w:val="0"/>
+            </w:rPr>
+            <w:t xml:space="preserve">제작 필요</w:t>
+            <w:br w:type="textWrapping"/>
+          </w:r>
+        </w:sdtContent>
+      </w:sdt>
+      <w:r>
+        <w:rPr>
+          <w:sz w:val="24"/>
+          <w:szCs w:val="24"/>
+          <w:rtl w:val="0"/>
+        </w:rPr>
         <w:br w:type="textWrapping"/>
       </w:r>
     </w:p>
@@ -210,53 +301,35 @@
           <w:ilvl w:val="1"/>
           <w:numId w:val="3"/>
         </w:numPr>
-        <w:spacing w:after="0" w:afterAutospacing="0" w:before="0" w:beforeAutospacing="0" w:lineRule="auto"/>
+        <w:spacing w:after="240" w:before="0" w:lineRule="auto"/>
         <w:ind w:left="1440" w:hanging="360"/>
         <w:rPr>
           <w:sz w:val="24"/>
           <w:szCs w:val="24"/>
         </w:rPr>
       </w:pPr>
-      <w:r>
-        <w:rPr>
-          <w:rFonts w:ascii="Arial Unicode MS" w:cs="Arial Unicode MS" w:eastAsia="Arial Unicode MS" w:hAnsi="Arial Unicode MS"/>
-          <w:sz w:val="24"/>
-          <w:szCs w:val="24"/>
-          <w:rtl w:val="0"/>
-        </w:rPr>
-        <w:t xml:space="preserve">빨리 오라고 재촉하는 모션</w:t>
-      </w:r>
-      <w:r>
-        <w:rPr>
-          <w:sz w:val="24"/>
-          <w:szCs w:val="24"/>
-          <w:rtl w:val="0"/>
-        </w:rPr>
-        <w:br w:type="textWrapping"/>
-      </w:r>
-    </w:p>
-    <w:p>
-      <w:pPr>
-        <w:numPr>
-          <w:ilvl w:val="1"/>
-          <w:numId w:val="3"/>
-        </w:numPr>
-        <w:spacing w:after="240" w:before="0" w:beforeAutospacing="0" w:lineRule="auto"/>
-        <w:ind w:left="1440" w:hanging="360"/>
-        <w:rPr>
-          <w:sz w:val="24"/>
-          <w:szCs w:val="24"/>
-        </w:rPr>
-      </w:pPr>
-      <w:r>
-        <w:rPr>
-          <w:rFonts w:ascii="Arial Unicode MS" w:cs="Arial Unicode MS" w:eastAsia="Arial Unicode MS" w:hAnsi="Arial Unicode MS"/>
-          <w:sz w:val="24"/>
-          <w:szCs w:val="24"/>
-          <w:rtl w:val="0"/>
-        </w:rPr>
-        <w:t xml:space="preserve">달리는 모션</w:t>
-        <w:br w:type="textWrapping"/>
+      <w:sdt>
+        <w:sdtPr>
+          <w:id w:val="1462888578"/>
+          <w:tag w:val="goog_rdk_7"/>
+        </w:sdtPr>
+        <w:sdtContent>
+          <w:r>
+            <w:rPr>
+              <w:rFonts w:ascii="Arial Unicode MS" w:cs="Arial Unicode MS" w:eastAsia="Arial Unicode MS" w:hAnsi="Arial Unicode MS"/>
+              <w:sz w:val="24"/>
+              <w:szCs w:val="24"/>
+              <w:rtl w:val="0"/>
+            </w:rPr>
+            <w:t xml:space="preserve">달리는 모션</w:t>
+            <w:br w:type="textWrapping"/>
+          </w:r>
+        </w:sdtContent>
+      </w:sdt>
+      <w:r>
+        <w:rPr>
+          <w:rtl w:val="0"/>
+        </w:rPr>
       </w:r>
     </w:p>
     <w:p>
@@ -288,18 +361,27 @@
           <w:szCs w:val="24"/>
         </w:rPr>
       </w:pPr>
-      <w:bookmarkStart w:colFirst="0" w:colLast="0" w:name="_cj1lzqpxj5j5" w:id="3"/>
+      <w:bookmarkStart w:colFirst="0" w:colLast="0" w:name="_heading=h.lpsurse6vw9t" w:id="3"/>
       <w:bookmarkEnd w:id="3"/>
-      <w:r>
-        <w:rPr>
-          <w:rFonts w:ascii="Arial Unicode MS" w:cs="Arial Unicode MS" w:eastAsia="Arial Unicode MS" w:hAnsi="Arial Unicode MS"/>
-          <w:b w:val="1"/>
-          <w:sz w:val="34"/>
-          <w:szCs w:val="34"/>
-          <w:rtl w:val="0"/>
-        </w:rPr>
-        <w:t xml:space="preserve">3. 경호원 </w:t>
-      </w:r>
+      <w:sdt>
+        <w:sdtPr>
+          <w:id w:val="618170602"/>
+          <w:tag w:val="goog_rdk_8"/>
+        </w:sdtPr>
+        <w:sdtContent>
+          <w:r>
+            <w:rPr>
+              <w:rFonts w:ascii="Arial Unicode MS" w:cs="Arial Unicode MS" w:eastAsia="Arial Unicode MS" w:hAnsi="Arial Unicode MS"/>
+              <w:b w:val="1"/>
+              <w:bCs w:val="1"/>
+              <w:sz w:val="34"/>
+              <w:szCs w:val="34"/>
+              <w:rtl w:val="0"/>
+            </w:rPr>
+            <w:t xml:space="preserve">3. 경호원 </w:t>
+          </w:r>
+        </w:sdtContent>
+      </w:sdt>
       <w:r>
         <w:rPr>
           <w:rtl w:val="0"/>
@@ -312,23 +394,32 @@
           <w:ilvl w:val="0"/>
           <w:numId w:val="2"/>
         </w:numPr>
-        <w:spacing w:after="0" w:afterAutospacing="0" w:before="240" w:lineRule="auto"/>
+        <w:spacing w:after="0" w:before="240" w:lineRule="auto"/>
         <w:ind w:left="720" w:hanging="360"/>
         <w:rPr>
           <w:sz w:val="24"/>
           <w:szCs w:val="24"/>
         </w:rPr>
       </w:pPr>
-      <w:r>
-        <w:rPr>
-          <w:rFonts w:ascii="Arial Unicode MS" w:cs="Arial Unicode MS" w:eastAsia="Arial Unicode MS" w:hAnsi="Arial Unicode MS"/>
-          <w:b w:val="1"/>
-          <w:sz w:val="24"/>
-          <w:szCs w:val="24"/>
-          <w:rtl w:val="0"/>
-        </w:rPr>
-        <w:t xml:space="preserve">제작 필요</w:t>
-      </w:r>
+      <w:sdt>
+        <w:sdtPr>
+          <w:id w:val="842024997"/>
+          <w:tag w:val="goog_rdk_9"/>
+        </w:sdtPr>
+        <w:sdtContent>
+          <w:r>
+            <w:rPr>
+              <w:rFonts w:ascii="Arial Unicode MS" w:cs="Arial Unicode MS" w:eastAsia="Arial Unicode MS" w:hAnsi="Arial Unicode MS"/>
+              <w:b w:val="1"/>
+              <w:bCs w:val="1"/>
+              <w:sz w:val="24"/>
+              <w:szCs w:val="24"/>
+              <w:rtl w:val="0"/>
+            </w:rPr>
+            <w:t xml:space="preserve">제작 필요</w:t>
+          </w:r>
+        </w:sdtContent>
+      </w:sdt>
       <w:r>
         <w:rPr>
           <w:sz w:val="24"/>
@@ -344,22 +435,35 @@
           <w:ilvl w:val="1"/>
           <w:numId w:val="2"/>
         </w:numPr>
-        <w:spacing w:after="240" w:before="0" w:beforeAutospacing="0" w:lineRule="auto"/>
+        <w:spacing w:after="240" w:before="0" w:lineRule="auto"/>
         <w:ind w:left="1440" w:hanging="360"/>
         <w:rPr>
           <w:sz w:val="24"/>
           <w:szCs w:val="24"/>
         </w:rPr>
       </w:pPr>
-      <w:r>
-        <w:rPr>
-          <w:rFonts w:ascii="Arial Unicode MS" w:cs="Arial Unicode MS" w:eastAsia="Arial Unicode MS" w:hAnsi="Arial Unicode MS"/>
-          <w:sz w:val="24"/>
-          <w:szCs w:val="24"/>
-          <w:rtl w:val="0"/>
-        </w:rPr>
-        <w:t xml:space="preserve">총 쏘는 모션</w:t>
-        <w:br w:type="textWrapping"/>
+      <w:sdt>
+        <w:sdtPr>
+          <w:id w:val="-495871665"/>
+          <w:tag w:val="goog_rdk_10"/>
+        </w:sdtPr>
+        <w:sdtContent>
+          <w:r>
+            <w:rPr>
+              <w:rFonts w:ascii="Arial Unicode MS" w:cs="Arial Unicode MS" w:eastAsia="Arial Unicode MS" w:hAnsi="Arial Unicode MS"/>
+              <w:sz w:val="24"/>
+              <w:szCs w:val="24"/>
+              <w:rtl w:val="0"/>
+            </w:rPr>
+            <w:t xml:space="preserve">총 쏘는 모션</w:t>
+            <w:br w:type="textWrapping"/>
+          </w:r>
+        </w:sdtContent>
+      </w:sdt>
+      <w:r>
+        <w:rPr>
+          <w:rtl w:val="0"/>
+        </w:rPr>
       </w:r>
     </w:p>
     <w:p>
@@ -382,11 +486,113 @@
     </w:p>
     <w:p>
       <w:pPr>
-        <w:rPr>
-          <w:sz w:val="28"/>
-          <w:szCs w:val="28"/>
-        </w:rPr>
-      </w:pPr>
+        <w:pStyle w:val="Heading2"/>
+        <w:keepNext w:val="0"/>
+        <w:keepLines w:val="0"/>
+        <w:spacing w:after="80" w:lineRule="auto"/>
+        <w:rPr>
+          <w:sz w:val="24"/>
+          <w:szCs w:val="24"/>
+        </w:rPr>
+      </w:pPr>
+      <w:bookmarkStart w:colFirst="0" w:colLast="0" w:name="_heading=h.srktxsws7g8" w:id="4"/>
+      <w:bookmarkEnd w:id="4"/>
+      <w:sdt>
+        <w:sdtPr>
+          <w:id w:val="-963098344"/>
+          <w:tag w:val="goog_rdk_11"/>
+        </w:sdtPr>
+        <w:sdtContent>
+          <w:r>
+            <w:rPr>
+              <w:rFonts w:ascii="Arial Unicode MS" w:cs="Arial Unicode MS" w:eastAsia="Arial Unicode MS" w:hAnsi="Arial Unicode MS"/>
+              <w:b w:val="1"/>
+              <w:bCs w:val="1"/>
+              <w:sz w:val="34"/>
+              <w:szCs w:val="34"/>
+              <w:rtl w:val="0"/>
+            </w:rPr>
+            <w:t xml:space="preserve">4. 주인공</w:t>
+          </w:r>
+        </w:sdtContent>
+      </w:sdt>
+      <w:r>
+        <w:rPr>
+          <w:rtl w:val="0"/>
+        </w:rPr>
+      </w:r>
+    </w:p>
+    <w:p>
+      <w:pPr>
+        <w:numPr>
+          <w:ilvl w:val="0"/>
+          <w:numId w:val="2"/>
+        </w:numPr>
+        <w:spacing w:before="240" w:lineRule="auto"/>
+        <w:ind w:left="720" w:hanging="360"/>
+        <w:rPr>
+          <w:sz w:val="24"/>
+          <w:szCs w:val="24"/>
+        </w:rPr>
+      </w:pPr>
+      <w:sdt>
+        <w:sdtPr>
+          <w:id w:val="1031545525"/>
+          <w:tag w:val="goog_rdk_12"/>
+        </w:sdtPr>
+        <w:sdtContent>
+          <w:r>
+            <w:rPr>
+              <w:rFonts w:ascii="Arial Unicode MS" w:cs="Arial Unicode MS" w:eastAsia="Arial Unicode MS" w:hAnsi="Arial Unicode MS"/>
+              <w:b w:val="1"/>
+              <w:bCs w:val="1"/>
+              <w:sz w:val="24"/>
+              <w:szCs w:val="24"/>
+              <w:rtl w:val="0"/>
+            </w:rPr>
+            <w:t xml:space="preserve">제작 필요</w:t>
+          </w:r>
+        </w:sdtContent>
+      </w:sdt>
+      <w:r>
+        <w:rPr>
+          <w:sz w:val="24"/>
+          <w:szCs w:val="24"/>
+          <w:rtl w:val="0"/>
+        </w:rPr>
+        <w:br w:type="textWrapping"/>
+      </w:r>
+    </w:p>
+    <w:p>
+      <w:pPr>
+        <w:numPr>
+          <w:ilvl w:val="1"/>
+          <w:numId w:val="2"/>
+        </w:numPr>
+        <w:spacing w:after="240" w:lineRule="auto"/>
+        <w:ind w:left="1440" w:hanging="360"/>
+        <w:rPr>
+          <w:sz w:val="24"/>
+          <w:szCs w:val="24"/>
+        </w:rPr>
+      </w:pPr>
+      <w:sdt>
+        <w:sdtPr>
+          <w:id w:val="-1428908805"/>
+          <w:tag w:val="goog_rdk_13"/>
+        </w:sdtPr>
+        <w:sdtContent>
+          <w:r>
+            <w:rPr>
+              <w:rFonts w:ascii="Arial Unicode MS" w:cs="Arial Unicode MS" w:eastAsia="Arial Unicode MS" w:hAnsi="Arial Unicode MS"/>
+              <w:sz w:val="24"/>
+              <w:szCs w:val="24"/>
+              <w:rtl w:val="0"/>
+            </w:rPr>
+            <w:t xml:space="preserve">총 맞는 모션</w:t>
+          </w:r>
+        </w:sdtContent>
+      </w:sdt>
       <w:r>
         <w:rPr>
           <w:rtl w:val="0"/>
@@ -394,7 +600,7 @@
       </w:r>
     </w:p>
     <w:sectPr>
-      <w:headerReference r:id="rId6" w:type="default"/>
+      <w:headerReference r:id="rId7" w:type="default"/>
       <w:pgSz w:h="16834" w:w="11909" w:orient="portrait"/>
       <w:pgMar w:bottom="1440" w:top="1440" w:left="1440" w:right="1440" w:header="720" w:footer="720"/>
       <w:pgNumType w:start="1"/>
@@ -820,6 +1026,7 @@
     </w:pPr>
     <w:rPr>
       <w:b w:val="0"/>
+      <w:bCs w:val="0"/>
       <w:sz w:val="32"/>
       <w:szCs w:val="32"/>
     </w:rPr>
@@ -836,6 +1043,7 @@
     </w:pPr>
     <w:rPr>
       <w:b w:val="0"/>
+      <w:bCs w:val="0"/>
       <w:color w:val="434343"/>
       <w:sz w:val="28"/>
       <w:szCs w:val="28"/>
@@ -885,6 +1093,7 @@
     </w:pPr>
     <w:rPr>
       <w:i w:val="1"/>
+      <w:iCs w:val="1"/>
       <w:color w:val="666666"/>
       <w:sz w:val="22"/>
       <w:szCs w:val="22"/>
@@ -905,6 +1114,20 @@
       <w:szCs w:val="52"/>
     </w:rPr>
   </w:style>
+  <w:style w:type="table" w:styleId="TableNormal" w:default="1">
+    <w:name w:val="TableNormal"/>
+    <w:tblPr>
+      <w:tblCellMar>
+        <w:top w:w="100.0" w:type="dxa"/>
+        <w:left w:w="100.0" w:type="dxa"/>
+        <w:bottom w:w="100.0" w:type="dxa"/>
+        <w:right w:w="100.0" w:type="dxa"/>
+      </w:tblCellMar>
+    </w:tblPr>
+  </w:style>
+  <w:style w:type="paragraph" w:styleId="Normal" w:default="1">
+    <w:name w:val="normal"/>
+  </w:style>
   <w:style w:type="paragraph" w:styleId="Subtitle">
     <w:name w:val="Subtitle"/>
     <w:basedOn w:val="Normal"/>
@@ -918,6 +1141,7 @@
     <w:rPr>
       <w:rFonts w:ascii="Arial" w:cs="Arial" w:eastAsia="Arial" w:hAnsi="Arial"/>
       <w:i w:val="0"/>
+      <w:iCs w:val="0"/>
       <w:color w:val="666666"/>
       <w:sz w:val="30"/>
       <w:szCs w:val="30"/>
@@ -1244,4 +1468,19 @@
   </a:objectDefaults>
   <a:extraClrSchemeLst/>
 </a:theme>
+</file>
+
+<file path=customXML/item1.xml><?xml version="1.0" encoding="utf-8"?>
+<go:gDocsCustomXmlDataStorage xmlns:go="http://customooxmlschemas.google.com/" xmlns:r="http://schemas.openxmlformats.org/officeDocument/2006/relationships" uri="GoogleDocsCustomDataVersion2">
+  <go:docsCustomData xmlns:go="http://customooxmlschemas.google.com/" roundtripDataSignature="AMtx7mhWlJe7eRR9orMv0F930Dj3eez6DQ==">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</go:docsCustomData>
+</go:gDocsCustomXmlDataStorage>
+</file>
+
+<file path=customXML/itemProps1.xml><?xml version="1.0" encoding="utf-8"?>
+<ds:datastoreItem xmlns:ds="http://schemas.openxmlformats.org/officeDocument/2006/customXml" ds:itemID="{11111111-1234-1234-1234-123412341234}">
+  <ds:schemaRefs>
+    <ds:schemaRef ds:uri="http://schemas.openxmlformats.org/officeDocument/2006/relationships"/>
+    <ds:schemaRef ds:uri="http://customooxmlschemas.google.com/"/>
+  </ds:schemaRefs>
+</ds:datastoreItem>
 </file>